--- a/Project 1/Project 1.docx
+++ b/Project 1/Project 1.docx
@@ -138,35 +138,52 @@
       <w:pPr>
         <w:jc w:val="center"/>
       </w:pPr>
+      <w:r>
+        <w:rPr>
+          <w:rFonts w:hint="eastAsia"/>
+        </w:rPr>
+        <w:t>Jordan Cruze</w:t>
+      </w:r>
+      <w:r>
+        <w:br/>
+      </w:r>
+      <w:r>
+        <w:rPr>
+          <w:rFonts w:hint="eastAsia"/>
+        </w:rPr>
+        <w:t>Ricardo Citro</w:t>
+      </w:r>
+      <w:r>
+        <w:br/>
+      </w:r>
+      <w:r>
+        <w:rPr>
+          <w:rFonts w:hint="eastAsia"/>
+        </w:rPr>
+        <w:t>09/18/2026</w:t>
+      </w:r>
     </w:p>
     <w:p>
       <w:pPr>
         <w:jc w:val="center"/>
-      </w:pPr>
-      <w:r>
         <w:rPr>
           <w:rFonts w:hint="eastAsia"/>
         </w:rPr>
-        <w:t>Jordan Cruze</w:t>
-      </w:r>
-      <w:r>
-        <w:br/>
-      </w:r>
+      </w:pPr>
       <w:r>
         <w:rPr>
           <w:rFonts w:hint="eastAsia"/>
         </w:rPr>
-        <w:t>Ricardo Citro</w:t>
-      </w:r>
-      <w:r>
-        <w:br/>
-      </w:r>
-      <w:r>
-        <w:rPr>
-          <w:rFonts w:hint="eastAsia"/>
-        </w:rPr>
-        <w:t>09/18/2026</w:t>
-      </w:r>
+        <w:t xml:space="preserve">GitHub Link: </w:t>
+      </w:r>
+      <w:hyperlink r:id="rId5" w:history="1">
+        <w:r>
+          <w:rPr>
+            <w:rStyle w:val="Hyperlink"/>
+          </w:rPr>
+          <w:t>https://github.com/Jordan-Cruze/CST-305</w:t>
+        </w:r>
+      </w:hyperlink>
     </w:p>
     <w:p>
       <w:pPr>
@@ -637,6 +654,9 @@
             </m:e>
           </m:d>
           <m:r>
+            <m:rPr>
+              <m:sty m:val="p"/>
+            </m:rPr>
             <w:br/>
           </m:r>
         </m:oMath>
@@ -787,13 +807,7 @@
         </w:pBdr>
       </w:pPr>
     </w:p>
-    <w:p>
-      <w:pPr>
-        <w:rPr>
-          <w:rFonts w:hint="eastAsia"/>
-        </w:rPr>
-      </w:pPr>
-    </w:p>
+    <w:p/>
     <w:p>
       <w:pPr>
         <w:rPr>
@@ -922,6 +936,9 @@
             </m:e>
           </m:d>
           <m:r>
+            <m:rPr>
+              <m:sty m:val="p"/>
+            </m:rPr>
             <w:br/>
           </m:r>
         </m:oMath>
@@ -971,6 +988,9 @@
             <m:t>CPU temperature</m:t>
           </m:r>
           <m:r>
+            <m:rPr>
+              <m:sty m:val="p"/>
+            </m:rPr>
             <w:br/>
           </m:r>
         </m:oMath>
@@ -1013,6 +1033,9 @@
             <m:t>ambient temperature</m:t>
           </m:r>
           <m:r>
+            <m:rPr>
+              <m:sty m:val="p"/>
+            </m:rPr>
             <w:br/>
           </m:r>
         </m:oMath>
@@ -1030,6 +1053,9 @@
             <m:t>cooling coefficient</m:t>
           </m:r>
           <m:r>
+            <m:rPr>
+              <m:sty m:val="p"/>
+            </m:rPr>
             <w:br/>
           </m:r>
         </m:oMath>
@@ -1080,6 +1106,9 @@
             </m:sub>
           </m:sSub>
           <m:r>
+            <m:rPr>
+              <m:sty m:val="p"/>
+            </m:rPr>
             <w:br/>
           </m:r>
         </m:oMath>
@@ -1131,9 +1160,6 @@
             <m:t>&gt;0</m:t>
           </m:r>
           <m:r>
-            <w:rPr>
-              <w:i/>
-            </w:rPr>
             <w:br/>
           </m:r>
         </m:oMath>
@@ -1179,9 +1205,6 @@
             <m:t>&lt;0</m:t>
           </m:r>
           <m:r>
-            <w:rPr>
-              <w:i/>
-            </w:rPr>
             <w:br/>
           </m:r>
         </m:oMath>
@@ -1264,9 +1287,6 @@
             <m:t>=85</m:t>
           </m:r>
           <m:r>
-            <w:rPr>
-              <w:i/>
-            </w:rPr>
             <w:br/>
           </m:r>
         </m:oMath>
@@ -1394,6 +1414,9 @@
             </m:e>
           </m:d>
           <m:r>
+            <m:rPr>
+              <m:sty m:val="p"/>
+            </m:rPr>
             <w:br/>
           </m:r>
         </m:oMath>
@@ -1560,6 +1583,9 @@
             </m:sup>
           </m:sSup>
           <m:r>
+            <m:rPr>
+              <m:sty m:val="p"/>
+            </m:rPr>
             <w:br/>
           </m:r>
         </m:oMath>
@@ -1645,6 +1671,9 @@
             </m:sup>
           </m:sSup>
           <m:r>
+            <m:rPr>
+              <m:sty m:val="p"/>
+            </m:rPr>
             <w:br/>
           </m:r>
         </m:oMath>
@@ -1713,6 +1742,9 @@
             </m:sup>
           </m:sSup>
           <m:r>
+            <m:rPr>
+              <m:sty m:val="p"/>
+            </m:rPr>
             <w:br/>
           </m:r>
         </m:oMath>
@@ -1988,7 +2020,6 @@
     <w:p>
       <w:pPr>
         <w:rPr>
-          <w:rFonts w:hint="eastAsia"/>
           <w:b/>
           <w:bCs/>
         </w:rPr>
@@ -2048,7 +2079,7 @@
                     </pic:cNvPicPr>
                   </pic:nvPicPr>
                   <pic:blipFill>
-                    <a:blip r:embed="rId5">
+                    <a:blip r:embed="rId6">
                       <a:extLst>
                         <a:ext uri="{28A0092B-C50C-407E-A947-70E740481C1C}">
                           <a14:useLocalDpi xmlns:a14="http://schemas.microsoft.com/office/drawing/2010/main" val="0"/>
@@ -2134,6 +2165,9 @@
             <m:t>Time (seconds)</m:t>
           </m:r>
           <m:r>
+            <m:rPr>
+              <m:sty m:val="p"/>
+            </m:rPr>
             <w:br/>
           </m:r>
         </m:oMath>
@@ -2154,6 +2188,9 @@
             <m:t>CPU Temperature (°C)</m:t>
           </m:r>
           <m:r>
+            <m:rPr>
+              <m:sty m:val="p"/>
+            </m:rPr>
             <w:br/>
           </m:r>
         </m:oMath>
@@ -2233,9 +2270,6 @@
             <m:t>C</m:t>
           </m:r>
           <m:r>
-            <w:rPr>
-              <w:i/>
-            </w:rPr>
             <w:br/>
           </m:r>
         </m:oMath>
@@ -2312,9 +2346,6 @@
             <m:t>C</m:t>
           </m:r>
           <m:r>
-            <w:rPr>
-              <w:i/>
-            </w:rPr>
             <w:br/>
           </m:r>
         </m:oMath>
@@ -2536,9 +2567,6 @@
             <m:t>∣</m:t>
           </m:r>
           <m:r>
-            <w:rPr>
-              <w:i/>
-            </w:rPr>
             <w:br/>
           </m:r>
         </m:oMath>
@@ -2583,60 +2611,59 @@
     <w:p>
       <w:pPr>
         <w:rPr>
+          <w:b/>
+          <w:bCs/>
+        </w:rPr>
+      </w:pPr>
+    </w:p>
+    <w:p>
+      <w:pPr>
+        <w:rPr>
+          <w:b/>
+          <w:bCs/>
+        </w:rPr>
+      </w:pPr>
+      <w:r>
+        <w:rPr>
           <w:rFonts w:hint="eastAsia"/>
           <w:b/>
           <w:bCs/>
         </w:rPr>
-      </w:pPr>
-    </w:p>
-    <w:p>
-      <w:pPr>
-        <w:rPr>
-          <w:b/>
-          <w:bCs/>
-        </w:rPr>
-      </w:pPr>
+        <w:t>9</w:t>
+      </w:r>
+      <w:r>
+        <w:rPr>
+          <w:b/>
+          <w:bCs/>
+        </w:rPr>
+        <w:t>. Program Execution Screenshots</w:t>
+      </w:r>
+    </w:p>
+    <w:p>
+      <w:r>
+        <w:t>The following screenshots should be included in the final documentation.</w:t>
+      </w:r>
+    </w:p>
+    <w:p>
+      <w:pPr>
+        <w:rPr>
+          <w:b/>
+          <w:bCs/>
+        </w:rPr>
+      </w:pPr>
+      <w:r>
+        <w:rPr>
+          <w:b/>
+          <w:bCs/>
+        </w:rPr>
+        <w:t xml:space="preserve">Figure </w:t>
+      </w:r>
       <w:r>
         <w:rPr>
           <w:rFonts w:hint="eastAsia"/>
           <w:b/>
           <w:bCs/>
         </w:rPr>
-        <w:t>9</w:t>
-      </w:r>
-      <w:r>
-        <w:rPr>
-          <w:b/>
-          <w:bCs/>
-        </w:rPr>
-        <w:t>. Program Execution Screenshots</w:t>
-      </w:r>
-    </w:p>
-    <w:p>
-      <w:r>
-        <w:t>The following screenshots should be included in the final documentation.</w:t>
-      </w:r>
-    </w:p>
-    <w:p>
-      <w:pPr>
-        <w:rPr>
-          <w:b/>
-          <w:bCs/>
-        </w:rPr>
-      </w:pPr>
-      <w:r>
-        <w:rPr>
-          <w:b/>
-          <w:bCs/>
-        </w:rPr>
-        <w:t xml:space="preserve">Figure </w:t>
-      </w:r>
-      <w:r>
-        <w:rPr>
-          <w:rFonts w:hint="eastAsia"/>
-          <w:b/>
-          <w:bCs/>
-        </w:rPr>
         <w:t>1</w:t>
       </w:r>
       <w:r>
@@ -2649,6 +2676,9 @@
     </w:p>
     <w:p>
       <w:r>
+        <w:rPr>
+          <w:noProof/>
+        </w:rPr>
         <w:drawing>
           <wp:inline distT="0" distB="0" distL="0" distR="0" wp14:anchorId="1BD236DB" wp14:editId="6A8F20EF">
             <wp:extent cx="2743341" cy="1092256"/>
@@ -2665,7 +2695,7 @@
                     <pic:cNvPicPr/>
                   </pic:nvPicPr>
                   <pic:blipFill>
-                    <a:blip r:embed="rId6"/>
+                    <a:blip r:embed="rId7"/>
                     <a:stretch>
                       <a:fillRect/>
                     </a:stretch>
@@ -2718,6 +2748,9 @@
     </w:p>
     <w:p>
       <w:r>
+        <w:rPr>
+          <w:noProof/>
+        </w:rPr>
         <w:lastRenderedPageBreak/>
         <w:drawing>
           <wp:inline distT="0" distB="0" distL="0" distR="0" wp14:anchorId="7207F652" wp14:editId="3B5F46BB">
@@ -2735,7 +2768,7 @@
                     <pic:cNvPicPr/>
                   </pic:nvPicPr>
                   <pic:blipFill>
-                    <a:blip r:embed="rId7"/>
+                    <a:blip r:embed="rId8"/>
                     <a:stretch>
                       <a:fillRect/>
                     </a:stretch>
@@ -2788,6 +2821,9 @@
     </w:p>
     <w:p>
       <w:r>
+        <w:rPr>
+          <w:noProof/>
+        </w:rPr>
         <w:drawing>
           <wp:inline distT="0" distB="0" distL="0" distR="0" wp14:anchorId="610106C0" wp14:editId="6E5C72B6">
             <wp:extent cx="5943600" cy="4370705"/>
@@ -2804,7 +2840,7 @@
                     <pic:cNvPicPr/>
                   </pic:nvPicPr>
                   <pic:blipFill>
-                    <a:blip r:embed="rId8"/>
+                    <a:blip r:embed="rId9"/>
                     <a:stretch>
                       <a:fillRect/>
                     </a:stretch>
@@ -2864,6 +2900,9 @@
         <w:ind w:left="360"/>
       </w:pPr>
       <w:r>
+        <w:rPr>
+          <w:noProof/>
+        </w:rPr>
         <w:drawing>
           <wp:inline distT="0" distB="0" distL="0" distR="0" wp14:anchorId="57F43104" wp14:editId="1FEAF0B5">
             <wp:extent cx="5943600" cy="3940175"/>
@@ -2880,7 +2919,7 @@
                     <pic:cNvPicPr/>
                   </pic:nvPicPr>
                   <pic:blipFill>
-                    <a:blip r:embed="rId9"/>
+                    <a:blip r:embed="rId10"/>
                     <a:stretch>
                       <a:fillRect/>
                     </a:stretch>
@@ -2909,13 +2948,7 @@
         <w:ind w:left="360"/>
       </w:pPr>
     </w:p>
-    <w:p>
-      <w:pPr>
-        <w:rPr>
-          <w:rFonts w:hint="eastAsia"/>
-        </w:rPr>
-      </w:pPr>
-    </w:p>
+    <w:p/>
     <w:p>
       <w:pPr>
         <w:rPr>
@@ -3022,6 +3055,9 @@
             </m:e>
           </m:d>
           <m:r>
+            <m:rPr>
+              <m:sty m:val="p"/>
+            </m:rPr>
             <w:br/>
           </m:r>
         </m:oMath>
@@ -3056,13 +3092,7 @@
         </w:pBdr>
       </w:pPr>
     </w:p>
-    <w:p>
-      <w:pPr>
-        <w:rPr>
-          <w:rFonts w:hint="eastAsia"/>
-        </w:rPr>
-      </w:pPr>
-    </w:p>
+    <w:p/>
     <w:p>
       <w:pPr>
         <w:rPr>
@@ -3110,7 +3140,7 @@
       <w:r>
         <w:t xml:space="preserve">. SciPy documentation. </w:t>
       </w:r>
-      <w:hyperlink r:id="rId10" w:history="1">
+      <w:hyperlink r:id="rId11" w:history="1">
         <w:r>
           <w:rPr>
             <w:rStyle w:val="Hyperlink"/>
@@ -3136,7 +3166,7 @@
       <w:r>
         <w:t xml:space="preserve">. SymPy documentation. </w:t>
       </w:r>
-      <w:hyperlink r:id="rId11" w:tgtFrame="_blank" w:history="1">
+      <w:hyperlink r:id="rId12" w:tgtFrame="_blank" w:history="1">
         <w:r>
           <w:rPr>
             <w:rStyle w:val="Hyperlink"/>
@@ -3162,7 +3192,7 @@
       <w:r>
         <w:t xml:space="preserve">. NumPy documentation. </w:t>
       </w:r>
-      <w:hyperlink r:id="rId12" w:tgtFrame="_blank" w:history="1">
+      <w:hyperlink r:id="rId13" w:tgtFrame="_blank" w:history="1">
         <w:r>
           <w:rPr>
             <w:rStyle w:val="Hyperlink"/>
@@ -3174,9 +3204,6 @@
     <w:p>
       <w:pPr>
         <w:ind w:left="720" w:hanging="720"/>
-        <w:rPr>
-          <w:rFonts w:hint="eastAsia"/>
-        </w:rPr>
       </w:pPr>
       <w:r>
         <w:t xml:space="preserve">Matplotlib Development Team. (n.d.). </w:t>
@@ -3191,7 +3218,7 @@
       <w:r>
         <w:t xml:space="preserve">. Matplotlib documentation. </w:t>
       </w:r>
-      <w:hyperlink r:id="rId13" w:tgtFrame="_blank" w:history="1">
+      <w:hyperlink r:id="rId14" w:tgtFrame="_blank" w:history="1">
         <w:r>
           <w:rPr>
             <w:rStyle w:val="Hyperlink"/>
